--- a/Advanced Reactor Materials/Fall2025/Exam4.docx
+++ b/Advanced Reactor Materials/Fall2025/Exam4.docx
@@ -183,23 +183,7 @@
           <w:rFonts w:ascii="Times New Roman" w:eastAsia="Times New Roman" w:hAnsi="Times New Roman" w:cs="Times New Roman"/>
           <w:color w:val="000000" w:themeColor="text1"/>
         </w:rPr>
-        <w:t xml:space="preserve">Why are </w:t>
-      </w:r>
-      <w:proofErr w:type="spellStart"/>
-      <w:r>
-        <w:rPr>
-          <w:rFonts w:ascii="Times New Roman" w:eastAsia="Times New Roman" w:hAnsi="Times New Roman" w:cs="Times New Roman"/>
-          <w:color w:val="000000" w:themeColor="text1"/>
-        </w:rPr>
-        <w:t>FeCrAl</w:t>
-      </w:r>
-      <w:proofErr w:type="spellEnd"/>
-      <w:r>
-        <w:rPr>
-          <w:rFonts w:ascii="Times New Roman" w:eastAsia="Times New Roman" w:hAnsi="Times New Roman" w:cs="Times New Roman"/>
-          <w:color w:val="000000" w:themeColor="text1"/>
-        </w:rPr>
-        <w:t xml:space="preserve"> alloys of interest? What are the considerations for balancing compositions of these alloys?</w:t>
+        <w:t>Why are FeCrAl alloys of interest? What are the considerations for balancing compositions of these alloys?</w:t>
       </w:r>
       <w:r>
         <w:rPr>
@@ -332,7 +316,21 @@
           <w:rFonts w:ascii="Times New Roman" w:eastAsia="Times New Roman" w:hAnsi="Times New Roman" w:cs="Times New Roman"/>
           <w:color w:val="000000" w:themeColor="text1"/>
         </w:rPr>
-        <w:t>What effect does the solidus/liquidus gap have on fabrication of U-Mo fuels? (6 pts)</w:t>
+        <w:t xml:space="preserve">What effect does the solidus/liquidus gap have on </w:t>
+      </w:r>
+      <w:r>
+        <w:rPr>
+          <w:rFonts w:ascii="Times New Roman" w:eastAsia="Times New Roman" w:hAnsi="Times New Roman" w:cs="Times New Roman"/>
+          <w:color w:val="000000" w:themeColor="text1"/>
+        </w:rPr>
+        <w:t xml:space="preserve">the </w:t>
+      </w:r>
+      <w:r>
+        <w:rPr>
+          <w:rFonts w:ascii="Times New Roman" w:eastAsia="Times New Roman" w:hAnsi="Times New Roman" w:cs="Times New Roman"/>
+          <w:color w:val="000000" w:themeColor="text1"/>
+        </w:rPr>
+        <w:t>fabrication of U-Mo fuels? (6 pts)</w:t>
       </w:r>
     </w:p>
     <w:p>
